--- a/odigoi/0_Preparatory_lab_Docker_Desktop-wsl.en.docx
+++ b/odigoi/0_Preparatory_lab_Docker_Desktop-wsl.en.docx
@@ -20,7 +20,7 @@
           <w:sz w:val="22"/>
           <w:szCs w:val="22"/>
         </w:rPr>
-        <w:id w:val="-1962402096"/>
+        <w:id w:val="-2000185745"/>
         <w:docPartObj>
           <w:docPartGallery w:val="Table of Contents"/>
           <w:docPartUnique/>
@@ -61,7 +61,7 @@
           <w:r>
             <w:fldChar w:fldCharType="separate"/>
           </w:r>
-          <w:hyperlink w:anchor="_Toc224650742" w:history="1">
+          <w:hyperlink w:anchor="_Toc224651061" w:history="1">
             <w:r>
               <w:rPr>
                 <w:rStyle w:val="Hyperlink"/>
@@ -88,7 +88,7 @@
                 <w:noProof/>
                 <w:webHidden/>
               </w:rPr>
-              <w:instrText xml:space="preserve"> PAGEREF _Toc224650742 \h </w:instrText>
+              <w:instrText xml:space="preserve"> PAGEREF _Toc224651061 \h </w:instrText>
             </w:r>
             <w:r>
               <w:rPr>
@@ -135,7 +135,7 @@
               <w14:ligatures w14:val="standardContextual"/>
             </w:rPr>
           </w:pPr>
-          <w:hyperlink w:anchor="_Toc224650743" w:history="1">
+          <w:hyperlink w:anchor="_Toc224651062" w:history="1">
             <w:r>
               <w:rPr>
                 <w:rStyle w:val="Hyperlink"/>
@@ -162,7 +162,7 @@
                 <w:noProof/>
                 <w:webHidden/>
               </w:rPr>
-              <w:instrText xml:space="preserve"> PAGEREF _Toc224650743 \h </w:instrText>
+              <w:instrText xml:space="preserve"> PAGEREF _Toc224651062 \h </w:instrText>
             </w:r>
             <w:r>
               <w:rPr>
@@ -209,7 +209,7 @@
               <w14:ligatures w14:val="standardContextual"/>
             </w:rPr>
           </w:pPr>
-          <w:hyperlink w:anchor="_Toc224650744" w:history="1">
+          <w:hyperlink w:anchor="_Toc224651063" w:history="1">
             <w:r>
               <w:rPr>
                 <w:rStyle w:val="Hyperlink"/>
@@ -236,7 +236,7 @@
                 <w:noProof/>
                 <w:webHidden/>
               </w:rPr>
-              <w:instrText xml:space="preserve"> PAGEREF _Toc224650744 \h </w:instrText>
+              <w:instrText xml:space="preserve"> PAGEREF _Toc224651063 \h </w:instrText>
             </w:r>
             <w:r>
               <w:rPr>
@@ -283,7 +283,7 @@
               <w14:ligatures w14:val="standardContextual"/>
             </w:rPr>
           </w:pPr>
-          <w:hyperlink w:anchor="_Toc224650745" w:history="1">
+          <w:hyperlink w:anchor="_Toc224651064" w:history="1">
             <w:r>
               <w:rPr>
                 <w:rStyle w:val="Hyperlink"/>
@@ -310,7 +310,7 @@
                 <w:noProof/>
                 <w:webHidden/>
               </w:rPr>
-              <w:instrText xml:space="preserve"> PAGEREF _Toc224650745 \h </w:instrText>
+              <w:instrText xml:space="preserve"> PAGEREF _Toc224651064 \h </w:instrText>
             </w:r>
             <w:r>
               <w:rPr>
@@ -358,7 +358,7 @@
         <w:pStyle w:val="Heading1"/>
       </w:pPr>
       <w:bookmarkStart w:id="0" w:name="Xa25cc5ae002b0b87677d4bc7fa15543cc41913e"/>
-      <w:bookmarkStart w:id="1" w:name="_Toc224650742"/>
+      <w:bookmarkStart w:id="1" w:name="_Toc224651061"/>
       <w:r>
         <w:t>Enabling WSL and Virtual Machine Platform</w:t>
       </w:r>
@@ -424,7 +424,7 @@
         </w:rPr>
         <w:lastRenderedPageBreak/>
         <w:drawing>
-          <wp:inline distT="0" distB="0" distL="0" distR="0" wp14:anchorId="3D1C0745" wp14:editId="774FBF6D">
+          <wp:inline distT="0" distB="0" distL="0" distR="0" wp14:anchorId="22E601B9" wp14:editId="6CDCD72B">
             <wp:extent cx="4398745" cy="6429675"/>
             <wp:effectExtent l="0" t="0" r="0" b="0"/>
             <wp:docPr id="22" name="Picture" descr="Figure 1"/>
@@ -549,7 +549,7 @@
         </w:rPr>
         <w:lastRenderedPageBreak/>
         <w:drawing>
-          <wp:inline distT="0" distB="0" distL="0" distR="0" wp14:anchorId="496F9EE0" wp14:editId="5A2ECEF7">
+          <wp:inline distT="0" distB="0" distL="0" distR="0" wp14:anchorId="6F3778F7" wp14:editId="3E288EBF">
             <wp:extent cx="6692900" cy="3783205"/>
             <wp:effectExtent l="0" t="0" r="0" b="0"/>
             <wp:docPr id="25" name="Picture" descr="Figure 2"/>
@@ -600,7 +600,7 @@
           <w:noProof/>
         </w:rPr>
         <w:drawing>
-          <wp:inline distT="0" distB="0" distL="0" distR="0" wp14:anchorId="50C6C088" wp14:editId="73D50356">
+          <wp:inline distT="0" distB="0" distL="0" distR="0" wp14:anchorId="34F90855" wp14:editId="50C181A4">
             <wp:extent cx="6692900" cy="912378"/>
             <wp:effectExtent l="0" t="0" r="0" b="0"/>
             <wp:docPr id="28" name="Picture" descr="Figure 3"/>
@@ -647,7 +647,7 @@
         <w:pStyle w:val="Heading2"/>
       </w:pPr>
       <w:bookmarkStart w:id="2" w:name="ubuntu-configuration"/>
-      <w:bookmarkStart w:id="3" w:name="_Toc224650743"/>
+      <w:bookmarkStart w:id="3" w:name="_Toc224651062"/>
       <w:r>
         <w:t>Ubuntu configuration</w:t>
       </w:r>
@@ -695,7 +695,7 @@
         </w:rPr>
         <w:lastRenderedPageBreak/>
         <w:drawing>
-          <wp:inline distT="0" distB="0" distL="0" distR="0" wp14:anchorId="4DEDE397" wp14:editId="3A4100AE">
+          <wp:inline distT="0" distB="0" distL="0" distR="0" wp14:anchorId="2A974579" wp14:editId="08510515">
             <wp:extent cx="6063915" cy="4032985"/>
             <wp:effectExtent l="0" t="0" r="0" b="0"/>
             <wp:docPr id="31" name="Picture" descr="Figure 4"/>
@@ -761,7 +761,7 @@
           <w:noProof/>
         </w:rPr>
         <w:drawing>
-          <wp:inline distT="0" distB="0" distL="0" distR="0" wp14:anchorId="6AC3F178" wp14:editId="7A1375C3">
+          <wp:inline distT="0" distB="0" distL="0" distR="0" wp14:anchorId="273CAD1B" wp14:editId="5DC99A4E">
             <wp:extent cx="6692900" cy="834345"/>
             <wp:effectExtent l="0" t="0" r="0" b="0"/>
             <wp:docPr id="34" name="Picture" descr="Figure 7"/>
@@ -808,7 +808,7 @@
         <w:pStyle w:val="Heading2"/>
       </w:pPr>
       <w:bookmarkStart w:id="4" w:name="upgrades-and-updates"/>
-      <w:bookmarkStart w:id="5" w:name="_Toc224650744"/>
+      <w:bookmarkStart w:id="5" w:name="_Toc224651063"/>
       <w:bookmarkEnd w:id="2"/>
       <w:r>
         <w:t>Upgrades and updates</w:t>
@@ -940,7 +940,7 @@
           <w:noProof/>
         </w:rPr>
         <w:drawing>
-          <wp:inline distT="0" distB="0" distL="0" distR="0" wp14:anchorId="5799ACA1" wp14:editId="3D8080D1">
+          <wp:inline distT="0" distB="0" distL="0" distR="0" wp14:anchorId="1A3196B4" wp14:editId="7B6F2E3C">
             <wp:extent cx="4321743" cy="750770"/>
             <wp:effectExtent l="0" t="0" r="0" b="0"/>
             <wp:docPr id="38" name="Picture" descr="Figure 5"/>
@@ -1140,7 +1140,7 @@
         <w:pStyle w:val="Heading1"/>
       </w:pPr>
       <w:bookmarkStart w:id="6" w:name="installing-docker-desktop"/>
-      <w:bookmarkStart w:id="7" w:name="_Toc224650745"/>
+      <w:bookmarkStart w:id="7" w:name="_Toc224651064"/>
       <w:bookmarkEnd w:id="0"/>
       <w:bookmarkEnd w:id="4"/>
       <w:r>
@@ -1187,7 +1187,7 @@
           <w:noProof/>
         </w:rPr>
         <w:drawing>
-          <wp:inline distT="0" distB="0" distL="0" distR="0" wp14:anchorId="05DAB416" wp14:editId="323B6185">
+          <wp:inline distT="0" distB="0" distL="0" distR="0" wp14:anchorId="734DB27F" wp14:editId="06C5B856">
             <wp:extent cx="6692900" cy="4471964"/>
             <wp:effectExtent l="0" t="0" r="0" b="0"/>
             <wp:docPr id="44" name="Picture" descr="Figure 18"/>
@@ -1269,7 +1269,7 @@
         </w:rPr>
         <w:lastRenderedPageBreak/>
         <w:drawing>
-          <wp:inline distT="0" distB="0" distL="0" distR="0" wp14:anchorId="2B1907A1" wp14:editId="7A467CEF">
+          <wp:inline distT="0" distB="0" distL="0" distR="0" wp14:anchorId="6A3D7B01" wp14:editId="53A4C54E">
             <wp:extent cx="6692900" cy="1599019"/>
             <wp:effectExtent l="0" t="0" r="0" b="0"/>
             <wp:docPr id="47" name="Picture" descr="Figure 11"/>
@@ -1363,7 +1363,7 @@
           <w:noProof/>
         </w:rPr>
         <w:drawing>
-          <wp:inline distT="0" distB="0" distL="0" distR="0" wp14:anchorId="7D33C7AB" wp14:editId="467FEC39">
+          <wp:inline distT="0" distB="0" distL="0" distR="0" wp14:anchorId="73322969" wp14:editId="666B8672">
             <wp:extent cx="6692900" cy="4615132"/>
             <wp:effectExtent l="0" t="0" r="0" b="0"/>
             <wp:docPr id="50" name="Picture" descr="Figure 8"/>
@@ -1433,7 +1433,7 @@
         </w:rPr>
         <w:lastRenderedPageBreak/>
         <w:drawing>
-          <wp:inline distT="0" distB="0" distL="0" distR="0" wp14:anchorId="34961F59" wp14:editId="7E3D6E99">
+          <wp:inline distT="0" distB="0" distL="0" distR="0" wp14:anchorId="4611B36F" wp14:editId="301D7202">
             <wp:extent cx="6692900" cy="2919863"/>
             <wp:effectExtent l="0" t="0" r="0" b="0"/>
             <wp:docPr id="53" name="Picture" descr="Figure 9"/>
@@ -1578,7 +1578,7 @@
           <w:noProof/>
         </w:rPr>
         <w:drawing>
-          <wp:inline distT="0" distB="0" distL="0" distR="0" wp14:anchorId="15C8D88C" wp14:editId="55283B2A">
+          <wp:inline distT="0" distB="0" distL="0" distR="0" wp14:anchorId="74AB718B" wp14:editId="702FD1E3">
             <wp:extent cx="6692900" cy="3622664"/>
             <wp:effectExtent l="0" t="0" r="0" b="0"/>
             <wp:docPr id="56" name="Picture" descr="Figure 21"/>
@@ -1655,7 +1655,7 @@
         </w:rPr>
         <w:lastRenderedPageBreak/>
         <w:drawing>
-          <wp:inline distT="0" distB="0" distL="0" distR="0" wp14:anchorId="03729EF7" wp14:editId="5F492200">
+          <wp:inline distT="0" distB="0" distL="0" distR="0" wp14:anchorId="7593DCFC" wp14:editId="4491A290">
             <wp:extent cx="6692900" cy="4142408"/>
             <wp:effectExtent l="0" t="0" r="0" b="0"/>
             <wp:docPr id="59" name="Picture" descr="Figure 12"/>
@@ -1771,7 +1771,7 @@
           <w:noProof/>
         </w:rPr>
         <w:drawing>
-          <wp:inline distT="0" distB="0" distL="0" distR="0" wp14:anchorId="13AA43A7" wp14:editId="05F2157E">
+          <wp:inline distT="0" distB="0" distL="0" distR="0" wp14:anchorId="22164143" wp14:editId="4AD25DBD">
             <wp:extent cx="4918509" cy="952901"/>
             <wp:effectExtent l="0" t="0" r="0" b="0"/>
             <wp:docPr id="62" name="Picture" descr="Figure 10"/>
@@ -1856,7 +1856,7 @@
           <w:noProof/>
         </w:rPr>
         <w:drawing>
-          <wp:inline distT="0" distB="0" distL="0" distR="0" wp14:anchorId="332F429D" wp14:editId="371B5195">
+          <wp:inline distT="0" distB="0" distL="0" distR="0" wp14:anchorId="0362F08F" wp14:editId="05B349B6">
             <wp:extent cx="6692900" cy="4431561"/>
             <wp:effectExtent l="0" t="0" r="0" b="0"/>
             <wp:docPr id="65" name="Picture" descr="Figure 25"/>
@@ -2400,7 +2400,7 @@
   <w:abstractNum w:abstractNumId="9" w15:restartNumberingAfterBreak="0">
     <w:nsid w:val="0000A990"/>
     <w:multiLevelType w:val="multilevel"/>
-    <w:tmpl w:val="25440D54"/>
+    <w:tmpl w:val="2B48AE58"/>
     <w:lvl w:ilvl="0">
       <w:numFmt w:val="bullet"/>
       <w:lvlText w:val=" "/>
@@ -2474,34 +2474,34 @@
       </w:pPr>
     </w:lvl>
   </w:abstractNum>
-  <w:num w:numId="1" w16cid:durableId="1947154414">
+  <w:num w:numId="1" w16cid:durableId="748308564">
     <w:abstractNumId w:val="8"/>
   </w:num>
-  <w:num w:numId="2" w16cid:durableId="1634556391">
+  <w:num w:numId="2" w16cid:durableId="1245989121">
     <w:abstractNumId w:val="6"/>
   </w:num>
-  <w:num w:numId="3" w16cid:durableId="637295734">
+  <w:num w:numId="3" w16cid:durableId="348991962">
     <w:abstractNumId w:val="5"/>
   </w:num>
-  <w:num w:numId="4" w16cid:durableId="1814906639">
+  <w:num w:numId="4" w16cid:durableId="1407457979">
     <w:abstractNumId w:val="4"/>
   </w:num>
-  <w:num w:numId="5" w16cid:durableId="888959161">
+  <w:num w:numId="5" w16cid:durableId="980885677">
     <w:abstractNumId w:val="7"/>
   </w:num>
-  <w:num w:numId="6" w16cid:durableId="1690063562">
+  <w:num w:numId="6" w16cid:durableId="510534364">
     <w:abstractNumId w:val="3"/>
   </w:num>
-  <w:num w:numId="7" w16cid:durableId="1112168723">
+  <w:num w:numId="7" w16cid:durableId="871305881">
     <w:abstractNumId w:val="2"/>
   </w:num>
-  <w:num w:numId="8" w16cid:durableId="1158114348">
+  <w:num w:numId="8" w16cid:durableId="1899777977">
     <w:abstractNumId w:val="1"/>
   </w:num>
-  <w:num w:numId="9" w16cid:durableId="982855420">
+  <w:num w:numId="9" w16cid:durableId="481119541">
     <w:abstractNumId w:val="0"/>
   </w:num>
-  <w:num w:numId="10" w16cid:durableId="1293439929">
+  <w:num w:numId="10" w16cid:durableId="693773992">
     <w:abstractNumId w:val="9"/>
   </w:num>
 </w:numbering>
@@ -14322,7 +14322,7 @@
     <w:autoRedefine/>
     <w:uiPriority w:val="39"/>
     <w:unhideWhenUsed/>
-    <w:rsid w:val="004B6B99"/>
+    <w:rsid w:val="00340AB1"/>
     <w:pPr>
       <w:spacing w:after="100"/>
     </w:pPr>
@@ -14334,7 +14334,7 @@
     <w:autoRedefine/>
     <w:uiPriority w:val="39"/>
     <w:unhideWhenUsed/>
-    <w:rsid w:val="004B6B99"/>
+    <w:rsid w:val="00340AB1"/>
     <w:pPr>
       <w:spacing w:after="100"/>
       <w:ind w:left="220"/>
@@ -14345,7 +14345,7 @@
     <w:basedOn w:val="DefaultParagraphFont"/>
     <w:uiPriority w:val="99"/>
     <w:unhideWhenUsed/>
-    <w:rsid w:val="004B6B99"/>
+    <w:rsid w:val="00340AB1"/>
     <w:rPr>
       <w:color w:val="0000FF" w:themeColor="hyperlink"/>
       <w:u w:val="single"/>
